--- a/.deploy/statement-reply-release-20261018-01/after/backend/app/data/contracts/08_საგამოცდო_და_სასერტიფიკაციო_ხელშეკრულება.docx
+++ b/.deploy/statement-reply-release-20261018-01/after/backend/app/data/contracts/08_საგამოცდო_და_სასერტიფიკაციო_ხელშეკრულება.docx
@@ -361,7 +361,7 @@
     <w:p>
       <w:pPr>
         <w:spacing w:before="0" w:after="60" w:line="276" w:lineRule="auto"/>
-        <w:jc w:val="both"/>
+        <w:jc w:val="left"/>
       </w:pPr>
       <w:r>
         <w:rPr>
@@ -371,7 +371,7 @@
           <w:color w:val="000000"/>
           <w:sz w:val="21"/>
         </w:rPr>
-        <w:t>წარმომადგენელი: დირექტორი (ან მის მიერ უფლებამოსილი პირი)</w:t>
+        <w:t>წარმომადგენელი (დირექტორი / უფლებამოსილი პირი): _________________________ (პ/ნ: _________________________)</w:t>
       </w:r>
     </w:p>
     <w:p>
@@ -611,137 +611,7 @@
           <w:color w:val="000000"/>
           <w:sz w:val="21"/>
         </w:rPr>
-        <w:t xml:space="preserve"> ☐ </w:t>
-      </w:r>
-      <w:r>
-        <w:rPr>
-          <w:rFonts w:ascii="Sylfaen" w:hAnsi="Sylfaen" w:cs="Sylfaen" w:eastAsia="Sylfaen"/>
-          <w:b/>
-          <w:i w:val="0"/>
-          <w:color w:val="000000"/>
-          <w:sz w:val="21"/>
-        </w:rPr>
-        <w:t>1) კატეგორია A</w:t>
-      </w:r>
-      <w:r>
-        <w:rPr>
-          <w:rFonts w:ascii="Sylfaen" w:hAnsi="Sylfaen" w:cs="Sylfaen" w:eastAsia="Sylfaen"/>
-          <w:b w:val="0"/>
-          <w:i w:val="0"/>
-          <w:color w:val="000000"/>
-          <w:sz w:val="21"/>
-        </w:rPr>
-        <w:t xml:space="preserve"> | ☐ </w:t>
-      </w:r>
-      <w:r>
-        <w:rPr>
-          <w:rFonts w:ascii="Sylfaen" w:hAnsi="Sylfaen" w:cs="Sylfaen" w:eastAsia="Sylfaen"/>
-          <w:b/>
-          <w:i w:val="0"/>
-          <w:color w:val="000000"/>
-          <w:sz w:val="21"/>
-        </w:rPr>
-        <w:t>2) კატეგორია C ან A</w:t>
-      </w:r>
-      <w:r>
-        <w:rPr>
-          <w:rFonts w:ascii="Sylfaen" w:hAnsi="Sylfaen" w:cs="Sylfaen" w:eastAsia="Sylfaen"/>
-          <w:b w:val="0"/>
-          <w:i w:val="0"/>
-          <w:color w:val="000000"/>
-          <w:sz w:val="21"/>
-        </w:rPr>
-        <w:t xml:space="preserve"> </w:t>
-      </w:r>
-      <w:r>
-        <w:rPr>
-          <w:rFonts w:ascii="Sylfaen" w:hAnsi="Sylfaen" w:cs="Sylfaen" w:eastAsia="Sylfaen"/>
-          <w:b w:val="0"/>
-          <w:i/>
-          <w:color w:val="000000"/>
-          <w:sz w:val="21"/>
-        </w:rPr>
-        <w:t>(ქულების ან გამოცდილების/განათლების შესაბამისად)</w:t>
-      </w:r>
-      <w:r>
-        <w:rPr>
-          <w:rFonts w:ascii="Sylfaen" w:hAnsi="Sylfaen" w:cs="Sylfaen" w:eastAsia="Sylfaen"/>
-          <w:b w:val="0"/>
-          <w:i w:val="0"/>
-          <w:color w:val="000000"/>
-          <w:sz w:val="21"/>
-        </w:rPr>
-        <w:t xml:space="preserve"> | ☐ </w:t>
-      </w:r>
-      <w:r>
-        <w:rPr>
-          <w:rFonts w:ascii="Sylfaen" w:hAnsi="Sylfaen" w:cs="Sylfaen" w:eastAsia="Sylfaen"/>
-          <w:b/>
-          <w:i w:val="0"/>
-          <w:color w:val="000000"/>
-          <w:sz w:val="21"/>
-        </w:rPr>
-        <w:t>3) კატეგორია B ან A</w:t>
-      </w:r>
-      <w:r>
-        <w:rPr>
-          <w:rFonts w:ascii="Sylfaen" w:hAnsi="Sylfaen" w:cs="Sylfaen" w:eastAsia="Sylfaen"/>
-          <w:b w:val="0"/>
-          <w:i w:val="0"/>
-          <w:color w:val="000000"/>
-          <w:sz w:val="21"/>
-        </w:rPr>
-        <w:t xml:space="preserve"> </w:t>
-      </w:r>
-      <w:r>
-        <w:rPr>
-          <w:rFonts w:ascii="Sylfaen" w:hAnsi="Sylfaen" w:cs="Sylfaen" w:eastAsia="Sylfaen"/>
-          <w:b w:val="0"/>
-          <w:i/>
-          <w:color w:val="000000"/>
-          <w:sz w:val="21"/>
-        </w:rPr>
-        <w:t>(ქულების შესაბამისად)</w:t>
-      </w:r>
-      <w:r>
-        <w:rPr>
-          <w:rFonts w:ascii="Sylfaen" w:hAnsi="Sylfaen" w:cs="Sylfaen" w:eastAsia="Sylfaen"/>
-          <w:b w:val="0"/>
-          <w:i w:val="0"/>
-          <w:color w:val="000000"/>
-          <w:sz w:val="21"/>
-        </w:rPr>
-        <w:t xml:space="preserve"> | ☐ </w:t>
-      </w:r>
-      <w:r>
-        <w:rPr>
-          <w:rFonts w:ascii="Sylfaen" w:hAnsi="Sylfaen" w:cs="Sylfaen" w:eastAsia="Sylfaen"/>
-          <w:b/>
-          <w:i w:val="0"/>
-          <w:color w:val="000000"/>
-          <w:sz w:val="21"/>
-        </w:rPr>
-        <w:t>4) კატეგორია B</w:t>
-      </w:r>
-      <w:r>
-        <w:rPr>
-          <w:rFonts w:ascii="Sylfaen" w:hAnsi="Sylfaen" w:cs="Sylfaen" w:eastAsia="Sylfaen"/>
-          <w:b w:val="0"/>
-          <w:i w:val="0"/>
-          <w:color w:val="000000"/>
-          <w:sz w:val="21"/>
-        </w:rPr>
-        <w:t xml:space="preserve"> | ☐ </w:t>
-      </w:r>
-      <w:r>
-        <w:rPr>
-          <w:rFonts w:ascii="Sylfaen" w:hAnsi="Sylfaen" w:cs="Sylfaen" w:eastAsia="Sylfaen"/>
-          <w:b/>
-          <w:i w:val="0"/>
-          <w:color w:val="000000"/>
-          <w:sz w:val="21"/>
-        </w:rPr>
-        <w:t>5) კატეგორია C</w:t>
+        <w:t xml:space="preserve"> _________________________</w:t>
       </w:r>
     </w:p>
     <w:p>
@@ -767,7 +637,7 @@
           <w:color w:val="000000"/>
           <w:sz w:val="21"/>
         </w:rPr>
-        <w:t>დაშვების რეჟიმი (ვერიფიცირებული დოკუმენტაციის მიხედვით):</w:t>
+        <w:t>დაშვების რეჟიმი:</w:t>
       </w:r>
       <w:r>
         <w:rPr>
@@ -777,77 +647,7 @@
           <w:color w:val="000000"/>
           <w:sz w:val="21"/>
         </w:rPr>
-        <w:t xml:space="preserve"> ☐ </w:t>
-      </w:r>
-      <w:r>
-        <w:rPr>
-          <w:rFonts w:ascii="Sylfaen" w:hAnsi="Sylfaen" w:cs="Sylfaen" w:eastAsia="Sylfaen"/>
-          <w:b/>
-          <w:i w:val="0"/>
-          <w:color w:val="000000"/>
-          <w:sz w:val="21"/>
-        </w:rPr>
-        <w:t>სტანდარტული</w:t>
-      </w:r>
-      <w:r>
-        <w:rPr>
-          <w:rFonts w:ascii="Sylfaen" w:hAnsi="Sylfaen" w:cs="Sylfaen" w:eastAsia="Sylfaen"/>
-          <w:b w:val="0"/>
-          <w:i w:val="0"/>
-          <w:color w:val="000000"/>
-          <w:sz w:val="21"/>
-        </w:rPr>
-        <w:t xml:space="preserve"> </w:t>
-      </w:r>
-      <w:r>
-        <w:rPr>
-          <w:rFonts w:ascii="Sylfaen" w:hAnsi="Sylfaen" w:cs="Sylfaen" w:eastAsia="Sylfaen"/>
-          <w:b w:val="0"/>
-          <w:i/>
-          <w:color w:val="000000"/>
-          <w:sz w:val="21"/>
-        </w:rPr>
-        <w:t>(უმაღლესი არქიტექტურული განათლების დიპლომით)</w:t>
-      </w:r>
-      <w:r>
-        <w:rPr>
-          <w:rFonts w:ascii="Sylfaen" w:hAnsi="Sylfaen" w:cs="Sylfaen" w:eastAsia="Sylfaen"/>
-          <w:b w:val="0"/>
-          <w:i w:val="0"/>
-          <w:color w:val="000000"/>
-          <w:sz w:val="21"/>
-        </w:rPr>
-        <w:t xml:space="preserve"> | ☐ </w:t>
-      </w:r>
-      <w:r>
-        <w:rPr>
-          <w:rFonts w:ascii="Sylfaen" w:hAnsi="Sylfaen" w:cs="Sylfaen" w:eastAsia="Sylfaen"/>
-          <w:b/>
-          <w:i w:val="0"/>
-          <w:color w:val="000000"/>
-          <w:sz w:val="21"/>
-        </w:rPr>
-        <w:t>გარდამავალი / საგამონაკლისო</w:t>
-      </w:r>
-      <w:r>
-        <w:rPr>
-          <w:rFonts w:ascii="Sylfaen" w:hAnsi="Sylfaen" w:cs="Sylfaen" w:eastAsia="Sylfaen"/>
-          <w:b w:val="0"/>
-          <w:i w:val="0"/>
-          <w:color w:val="000000"/>
-          <w:sz w:val="21"/>
-        </w:rPr>
-        <w:t xml:space="preserve"> </w:t>
-      </w:r>
-      <w:r>
-        <w:rPr>
-          <w:rFonts w:ascii="Sylfaen" w:hAnsi="Sylfaen" w:cs="Sylfaen" w:eastAsia="Sylfaen"/>
-          <w:b w:val="0"/>
-          <w:i/>
-          <w:color w:val="000000"/>
-          <w:sz w:val="21"/>
-        </w:rPr>
-        <w:t>(უდიპლომოდ — №134 დადგენილების მე-12 მუხლით, მხოლოდ A ან B კატეგორიისთვის)</w:t>
+        <w:t xml:space="preserve"> _________________________</w:t>
       </w:r>
     </w:p>
     <w:p>
@@ -3529,7 +3329,47 @@
           <w:color w:val="000000"/>
           <w:sz w:val="21"/>
         </w:rPr>
-        <w:t xml:space="preserve">). 1-თვიანი ვადის გასვლის შემთხვევაში საგამოცდო შედეგი ძალას კარგავს და სერტიფიკატის მისაღებად კანდიდატი ხელახლა აბარებს გამოცდას (ამასთან, დადგენილ ვადაში საგამოცდო შედეგზე აპელაციის წარდგენა აჩერებს აღნიშნული 1-თვიანი ვადის დინებას აპელაციაზე საბოლოო გადაწყვეტილების ოფიციალურ შეტყობინებამდე). საფასურის (3 000 ₾) სრულად ჩარიცხვიდან არაუმეტეს </w:t>
+        <w:t xml:space="preserve">), ხოლო თანხის გადახდის შემდეგ კანდიდატი ვებგვერდზე, </w:t>
+      </w:r>
+      <w:r>
+        <w:rPr>
+          <w:rFonts w:ascii="Sylfaen" w:hAnsi="Sylfaen" w:cs="Sylfaen" w:eastAsia="Sylfaen"/>
+          <w:b/>
+          <w:i w:val="0"/>
+          <w:color w:val="000000"/>
+          <w:sz w:val="21"/>
+        </w:rPr>
+        <w:t>„განცხადებების“</w:t>
+      </w:r>
+      <w:r>
+        <w:rPr>
+          <w:rFonts w:ascii="Sylfaen" w:hAnsi="Sylfaen" w:cs="Sylfaen" w:eastAsia="Sylfaen"/>
+          <w:b w:val="0"/>
+          <w:i w:val="0"/>
+          <w:color w:val="000000"/>
+          <w:sz w:val="21"/>
+        </w:rPr>
+        <w:t xml:space="preserve"> განყოფილებიდან (</w:t>
+      </w:r>
+      <w:r>
+        <w:rPr>
+          <w:rFonts w:ascii="Sylfaen" w:hAnsi="Sylfaen" w:cs="Sylfaen" w:eastAsia="Sylfaen"/>
+          <w:b/>
+          <w:i w:val="0"/>
+          <w:color w:val="000000"/>
+          <w:sz w:val="21"/>
+        </w:rPr>
+        <w:t>„სხვა განაცხადი“</w:t>
+      </w:r>
+      <w:r>
+        <w:rPr>
+          <w:rFonts w:ascii="Sylfaen" w:hAnsi="Sylfaen" w:cs="Sylfaen" w:eastAsia="Sylfaen"/>
+          <w:b w:val="0"/>
+          <w:i w:val="0"/>
+          <w:color w:val="000000"/>
+          <w:sz w:val="21"/>
+        </w:rPr>
+        <w:t xml:space="preserve">) აგზავნის შეტყობინებას თანხის ჩარიცხვის შესახებ და დაურთავს საგადახდო ქვითარს. 1-თვიანი ვადის გასვლის შემთხვევაში საგამოცდო შედეგი ძალას კარგავს და სერტიფიკატის მისაღებად კანდიდატი ხელახლა აბარებს გამოცდას (ამასთან, დადგენილ ვადაში საგამოცდო შედეგზე აპელაციის წარდგენა აჩერებს აღნიშნული 1-თვიანი ვადის დინებას აპელაციაზე საბოლოო გადაწყვეტილების ოფიციალურ შეტყობინებამდე). საფასურის (3 000 ₾) სრულად ჩარიცხვიდან და საგადახდო ქვითრის გამოგზავნიდან არაუმეტეს </w:t>
       </w:r>
       <w:r>
         <w:rPr>
@@ -6106,6 +5946,22 @@
           <w:sz w:val="21"/>
         </w:rPr>
         <w:t>დირექტორი (ან უფლებამოსილი პირი): _________________________</w:t>
+      </w:r>
+    </w:p>
+    <w:p>
+      <w:pPr>
+        <w:spacing w:before="0" w:after="60" w:line="276" w:lineRule="auto"/>
+        <w:jc w:val="left"/>
+      </w:pPr>
+      <w:r>
+        <w:rPr>
+          <w:rFonts w:ascii="Sylfaen" w:hAnsi="Sylfaen" w:cs="Sylfaen" w:eastAsia="Sylfaen"/>
+          <w:b w:val="0"/>
+          <w:i w:val="0"/>
+          <w:color w:val="000000"/>
+          <w:sz w:val="21"/>
+        </w:rPr>
+        <w:t>პირადი ნომერი: _________________________</w:t>
       </w:r>
     </w:p>
     <w:p>
